--- a/apps/api/src/lib/docx/fixtures/employment-agreement-template.docx
+++ b/apps/api/src/lib/docx/fixtures/employment-agreement-template.docx
@@ -175,7 +175,10 @@
     <w:p/>
     <w:p>
       <w:r>
-        <w:t xml:space="preserve">{{#if has_probation}}</w:t>
+        <w:t xml:space="preserve"/>
+      </w:r>
+      <w:r>
+        <w:t xml:space="preserve">{% if has_probation %}</w:t>
       </w:r>
     </w:p>
     <w:p>
@@ -202,13 +205,19 @@
     </w:p>
     <w:p>
       <w:r>
-        <w:t xml:space="preserve">{{/if}}</w:t>
-      </w:r>
-    </w:p>
-    <w:p/>
-    <w:p>
-      <w:r>
-        <w:t xml:space="preserve">{{#if has_non_compete}}</w:t>
+        <w:t xml:space="preserve"/>
+      </w:r>
+      <w:r>
+        <w:t xml:space="preserve">{% endif %}</w:t>
+      </w:r>
+    </w:p>
+    <w:p/>
+    <w:p>
+      <w:r>
+        <w:t xml:space="preserve"/>
+      </w:r>
+      <w:r>
+        <w:t xml:space="preserve">{% if has_non_compete %}</w:t>
       </w:r>
     </w:p>
     <w:p>
@@ -229,7 +238,10 @@
     </w:p>
     <w:p>
       <w:r>
-        <w:t xml:space="preserve">{{/if}}</w:t>
+        <w:t xml:space="preserve"/>
+      </w:r>
+      <w:r>
+        <w:t xml:space="preserve">{% endif %}</w:t>
       </w:r>
     </w:p>
     <w:p/>
